--- a/Science Books/QED Course/Lesson 36 Anticommutation Relations.docx
+++ b/Science Books/QED Course/Lesson 36 Anticommutation Relations.docx
@@ -846,8 +846,342 @@
       <m:oMathPara>
         <m:oMath>
           <m:r>
-            <m:t xml:space="preserve">{ψ_a(x), ψ̄_b(y)} = ∫ d³p/((2π)³2E_p) [ u_s(p)_a ū_s(p)_b e^(−ip·(x−y)) + v_s(p)_a v̄_s(p)_b e^(+ip·(x−y)) ]  (sum over s)</m:t>
+            <m:t xml:space="preserve">{</m:t>
           </m:r>
+          <m:sSub>
+            <m:e>
+              <m:r>
+                <m:t xml:space="preserve">ψ</m:t>
+              </m:r>
+            </m:e>
+            <m:sub>
+              <m:r>
+                <m:t xml:space="preserve">a</m:t>
+              </m:r>
+            </m:sub>
+          </m:sSub>
+          <m:d>
+            <m:dPr/>
+            <m:e>
+              <m:r>
+                <m:t xml:space="preserve">x</m:t>
+              </m:r>
+            </m:e>
+          </m:d>
+          <m:r>
+            <m:t xml:space="preserve">,</m:t>
+          </m:r>
+          <m:sSub>
+            <m:e>
+              <m:r>
+                <m:t xml:space="preserve">ψ̄</m:t>
+              </m:r>
+            </m:e>
+            <m:sub>
+              <m:r>
+                <m:t xml:space="preserve">b</m:t>
+              </m:r>
+            </m:sub>
+          </m:sSub>
+          <m:d>
+            <m:dPr/>
+            <m:e>
+              <m:r>
+                <m:t xml:space="preserve">y</m:t>
+              </m:r>
+            </m:e>
+          </m:d>
+          <m:r>
+            <m:t xml:space="preserve">}</m:t>
+          </m:r>
+          <m:r>
+            <m:t xml:space="preserve">=</m:t>
+          </m:r>
+          <m:r>
+            <m:t xml:space="preserve">∫</m:t>
+          </m:r>
+          <m:r>
+            <m:t xml:space="preserve"> </m:t>
+          </m:r>
+          <m:f>
+            <m:num>
+              <m:sSup>
+                <m:e>
+                  <m:r>
+                    <m:t xml:space="preserve">d</m:t>
+                  </m:r>
+                </m:e>
+                <m:sup>
+                  <m:r>
+                    <m:t xml:space="preserve">3</m:t>
+                  </m:r>
+                </m:sup>
+              </m:sSup>
+              <m:r>
+                <m:t xml:space="preserve">p</m:t>
+              </m:r>
+            </m:num>
+            <m:den>
+              <m:sSup>
+                <m:e>
+                  <m:d>
+                    <m:dPr/>
+                    <m:e>
+                      <m:r>
+                        <m:t xml:space="preserve">2π</m:t>
+                      </m:r>
+                    </m:e>
+                  </m:d>
+                </m:e>
+                <m:sup>
+                  <m:r>
+                    <m:t xml:space="preserve">3</m:t>
+                  </m:r>
+                </m:sup>
+              </m:sSup>
+              <m:sSub>
+                <m:e>
+                  <m:r>
+                    <m:t xml:space="preserve">2E</m:t>
+                  </m:r>
+                </m:e>
+                <m:sub>
+                  <m:r>
+                    <m:t xml:space="preserve">p</m:t>
+                  </m:r>
+                </m:sub>
+              </m:sSub>
+            </m:den>
+          </m:f>
+          <m:r>
+            <m:t xml:space="preserve"> </m:t>
+          </m:r>
+          <m:d>
+            <m:dPr>
+              <m:begChr m:val="["/>
+              <m:endChr m:val="]"/>
+            </m:dPr>
+            <m:e>
+              <m:sSub>
+                <m:e>
+                  <m:sSub>
+                    <m:e>
+                      <m:r>
+                        <m:t xml:space="preserve">u</m:t>
+                      </m:r>
+                    </m:e>
+                    <m:sub>
+                      <m:r>
+                        <m:t xml:space="preserve">s</m:t>
+                      </m:r>
+                    </m:sub>
+                  </m:sSub>
+                  <m:d>
+                    <m:dPr/>
+                    <m:e>
+                      <m:r>
+                        <m:t xml:space="preserve">p</m:t>
+                      </m:r>
+                    </m:e>
+                  </m:d>
+                </m:e>
+                <m:sub>
+                  <m:r>
+                    <m:t xml:space="preserve">a</m:t>
+                  </m:r>
+                </m:sub>
+              </m:sSub>
+              <m:r>
+                <m:t xml:space="preserve"> </m:t>
+              </m:r>
+              <m:sSub>
+                <m:e>
+                  <m:sSub>
+                    <m:e>
+                      <m:r>
+                        <m:t xml:space="preserve">ū</m:t>
+                      </m:r>
+                    </m:e>
+                    <m:sub>
+                      <m:r>
+                        <m:t xml:space="preserve">s</m:t>
+                      </m:r>
+                    </m:sub>
+                  </m:sSub>
+                  <m:d>
+                    <m:dPr/>
+                    <m:e>
+                      <m:r>
+                        <m:t xml:space="preserve">p</m:t>
+                      </m:r>
+                    </m:e>
+                  </m:d>
+                </m:e>
+                <m:sub>
+                  <m:r>
+                    <m:t xml:space="preserve">b</m:t>
+                  </m:r>
+                </m:sub>
+              </m:sSub>
+              <m:r>
+                <m:t xml:space="preserve"> </m:t>
+              </m:r>
+              <m:sSup>
+                <m:e>
+                  <m:r>
+                    <m:t xml:space="preserve">e</m:t>
+                  </m:r>
+                </m:e>
+                <m:sup>
+                  <m:r>
+                    <m:t xml:space="preserve">−</m:t>
+                  </m:r>
+                  <m:r>
+                    <m:t xml:space="preserve">ip</m:t>
+                  </m:r>
+                  <m:r>
+                    <m:t xml:space="preserve">·</m:t>
+                  </m:r>
+                  <m:d>
+                    <m:dPr/>
+                    <m:e>
+                      <m:r>
+                        <m:t xml:space="preserve">x</m:t>
+                      </m:r>
+                      <m:r>
+                        <m:t xml:space="preserve">−</m:t>
+                      </m:r>
+                      <m:r>
+                        <m:t xml:space="preserve">y</m:t>
+                      </m:r>
+                    </m:e>
+                  </m:d>
+                </m:sup>
+              </m:sSup>
+              <m:r>
+                <m:t xml:space="preserve">+</m:t>
+              </m:r>
+              <m:sSub>
+                <m:e>
+                  <m:sSub>
+                    <m:e>
+                      <m:r>
+                        <m:t xml:space="preserve">v</m:t>
+                      </m:r>
+                    </m:e>
+                    <m:sub>
+                      <m:r>
+                        <m:t xml:space="preserve">s</m:t>
+                      </m:r>
+                    </m:sub>
+                  </m:sSub>
+                  <m:d>
+                    <m:dPr/>
+                    <m:e>
+                      <m:r>
+                        <m:t xml:space="preserve">p</m:t>
+                      </m:r>
+                    </m:e>
+                  </m:d>
+                </m:e>
+                <m:sub>
+                  <m:r>
+                    <m:t xml:space="preserve">a</m:t>
+                  </m:r>
+                </m:sub>
+              </m:sSub>
+              <m:r>
+                <m:t xml:space="preserve"> </m:t>
+              </m:r>
+              <m:sSub>
+                <m:e>
+                  <m:sSub>
+                    <m:e>
+                      <m:r>
+                        <m:t xml:space="preserve">v̄</m:t>
+                      </m:r>
+                    </m:e>
+                    <m:sub>
+                      <m:r>
+                        <m:t xml:space="preserve">s</m:t>
+                      </m:r>
+                    </m:sub>
+                  </m:sSub>
+                  <m:d>
+                    <m:dPr/>
+                    <m:e>
+                      <m:r>
+                        <m:t xml:space="preserve">p</m:t>
+                      </m:r>
+                    </m:e>
+                  </m:d>
+                </m:e>
+                <m:sub>
+                  <m:r>
+                    <m:t xml:space="preserve">b</m:t>
+                  </m:r>
+                </m:sub>
+              </m:sSub>
+              <m:r>
+                <m:t xml:space="preserve"> </m:t>
+              </m:r>
+              <m:sSup>
+                <m:e>
+                  <m:r>
+                    <m:t xml:space="preserve">e</m:t>
+                  </m:r>
+                </m:e>
+                <m:sup>
+                  <m:r>
+                    <m:t xml:space="preserve">+</m:t>
+                  </m:r>
+                  <m:r>
+                    <m:t xml:space="preserve">ip</m:t>
+                  </m:r>
+                  <m:r>
+                    <m:t xml:space="preserve">·</m:t>
+                  </m:r>
+                  <m:d>
+                    <m:dPr/>
+                    <m:e>
+                      <m:r>
+                        <m:t xml:space="preserve">x</m:t>
+                      </m:r>
+                      <m:r>
+                        <m:t xml:space="preserve">−</m:t>
+                      </m:r>
+                      <m:r>
+                        <m:t xml:space="preserve">y</m:t>
+                      </m:r>
+                    </m:e>
+                  </m:d>
+                </m:sup>
+              </m:sSup>
+            </m:e>
+          </m:d>
+          <m:r>
+            <m:t xml:space="preserve"> </m:t>
+          </m:r>
+          <m:d>
+            <m:dPr/>
+            <m:e>
+              <m:r>
+                <m:t xml:space="preserve">sum</m:t>
+              </m:r>
+              <m:r>
+                <m:t xml:space="preserve"> </m:t>
+              </m:r>
+              <m:r>
+                <m:t xml:space="preserve">over</m:t>
+              </m:r>
+              <m:r>
+                <m:t xml:space="preserve"> </m:t>
+              </m:r>
+              <m:r>
+                <m:t xml:space="preserve">s</m:t>
+              </m:r>
+            </m:e>
+          </m:d>
         </m:oMath>
       </m:oMathPara>
     </w:p>
@@ -864,8 +1198,221 @@
       <m:oMathPara>
         <m:oMath>
           <m:r>
-            <m:t xml:space="preserve">{ψ(x), ψ̄(y)} = ∫ d³p/((2π)³2E_p) [ (p̸ + m) e^(−ip·(x−y)) + (p̸ − m) e^(+ip·(x−y)) ]</m:t>
+            <m:t xml:space="preserve">{</m:t>
           </m:r>
+          <m:r>
+            <m:t xml:space="preserve">ψ</m:t>
+          </m:r>
+          <m:d>
+            <m:dPr/>
+            <m:e>
+              <m:r>
+                <m:t xml:space="preserve">x</m:t>
+              </m:r>
+            </m:e>
+          </m:d>
+          <m:r>
+            <m:t xml:space="preserve">,</m:t>
+          </m:r>
+          <m:r>
+            <m:t xml:space="preserve">ψ̄</m:t>
+          </m:r>
+          <m:d>
+            <m:dPr/>
+            <m:e>
+              <m:r>
+                <m:t xml:space="preserve">y</m:t>
+              </m:r>
+            </m:e>
+          </m:d>
+          <m:r>
+            <m:t xml:space="preserve">}</m:t>
+          </m:r>
+          <m:r>
+            <m:t xml:space="preserve">=</m:t>
+          </m:r>
+          <m:r>
+            <m:t xml:space="preserve">∫</m:t>
+          </m:r>
+          <m:r>
+            <m:t xml:space="preserve"> </m:t>
+          </m:r>
+          <m:f>
+            <m:num>
+              <m:sSup>
+                <m:e>
+                  <m:r>
+                    <m:t xml:space="preserve">d</m:t>
+                  </m:r>
+                </m:e>
+                <m:sup>
+                  <m:r>
+                    <m:t xml:space="preserve">3</m:t>
+                  </m:r>
+                </m:sup>
+              </m:sSup>
+              <m:r>
+                <m:t xml:space="preserve">p</m:t>
+              </m:r>
+            </m:num>
+            <m:den>
+              <m:sSup>
+                <m:e>
+                  <m:d>
+                    <m:dPr/>
+                    <m:e>
+                      <m:r>
+                        <m:t xml:space="preserve">2π</m:t>
+                      </m:r>
+                    </m:e>
+                  </m:d>
+                </m:e>
+                <m:sup>
+                  <m:r>
+                    <m:t xml:space="preserve">3</m:t>
+                  </m:r>
+                </m:sup>
+              </m:sSup>
+              <m:sSub>
+                <m:e>
+                  <m:r>
+                    <m:t xml:space="preserve">2E</m:t>
+                  </m:r>
+                </m:e>
+                <m:sub>
+                  <m:r>
+                    <m:t xml:space="preserve">p</m:t>
+                  </m:r>
+                </m:sub>
+              </m:sSub>
+            </m:den>
+          </m:f>
+          <m:r>
+            <m:t xml:space="preserve"> </m:t>
+          </m:r>
+          <m:d>
+            <m:dPr>
+              <m:begChr m:val="["/>
+              <m:endChr m:val="]"/>
+            </m:dPr>
+            <m:e>
+              <m:d>
+                <m:dPr/>
+                <m:e>
+                  <m:acc>
+                    <m:accPr>
+                      <m:chr m:val="/"/>
+                    </m:accPr>
+                    <m:e>
+                      <m:r>
+                        <m:t xml:space="preserve">p</m:t>
+                      </m:r>
+                    </m:e>
+                  </m:acc>
+                  <m:r>
+                    <m:t xml:space="preserve">+</m:t>
+                  </m:r>
+                  <m:r>
+                    <m:t xml:space="preserve">m</m:t>
+                  </m:r>
+                </m:e>
+              </m:d>
+              <m:r>
+                <m:t xml:space="preserve"> </m:t>
+              </m:r>
+              <m:sSup>
+                <m:e>
+                  <m:r>
+                    <m:t xml:space="preserve">e</m:t>
+                  </m:r>
+                </m:e>
+                <m:sup>
+                  <m:r>
+                    <m:t xml:space="preserve">−</m:t>
+                  </m:r>
+                  <m:r>
+                    <m:t xml:space="preserve">ip</m:t>
+                  </m:r>
+                  <m:r>
+                    <m:t xml:space="preserve">·</m:t>
+                  </m:r>
+                  <m:d>
+                    <m:dPr/>
+                    <m:e>
+                      <m:r>
+                        <m:t xml:space="preserve">x</m:t>
+                      </m:r>
+                      <m:r>
+                        <m:t xml:space="preserve">−</m:t>
+                      </m:r>
+                      <m:r>
+                        <m:t xml:space="preserve">y</m:t>
+                      </m:r>
+                    </m:e>
+                  </m:d>
+                </m:sup>
+              </m:sSup>
+              <m:r>
+                <m:t xml:space="preserve">+</m:t>
+              </m:r>
+              <m:d>
+                <m:dPr/>
+                <m:e>
+                  <m:acc>
+                    <m:accPr>
+                      <m:chr m:val="/"/>
+                    </m:accPr>
+                    <m:e>
+                      <m:r>
+                        <m:t xml:space="preserve">p</m:t>
+                      </m:r>
+                    </m:e>
+                  </m:acc>
+                  <m:r>
+                    <m:t xml:space="preserve">−</m:t>
+                  </m:r>
+                  <m:r>
+                    <m:t xml:space="preserve">m</m:t>
+                  </m:r>
+                </m:e>
+              </m:d>
+              <m:r>
+                <m:t xml:space="preserve"> </m:t>
+              </m:r>
+              <m:sSup>
+                <m:e>
+                  <m:r>
+                    <m:t xml:space="preserve">e</m:t>
+                  </m:r>
+                </m:e>
+                <m:sup>
+                  <m:r>
+                    <m:t xml:space="preserve">+</m:t>
+                  </m:r>
+                  <m:r>
+                    <m:t xml:space="preserve">ip</m:t>
+                  </m:r>
+                  <m:r>
+                    <m:t xml:space="preserve">·</m:t>
+                  </m:r>
+                  <m:d>
+                    <m:dPr/>
+                    <m:e>
+                      <m:r>
+                        <m:t xml:space="preserve">x</m:t>
+                      </m:r>
+                      <m:r>
+                        <m:t xml:space="preserve">−</m:t>
+                      </m:r>
+                      <m:r>
+                        <m:t xml:space="preserve">y</m:t>
+                      </m:r>
+                    </m:e>
+                  </m:d>
+                </m:sup>
+              </m:sSup>
+            </m:e>
+          </m:d>
         </m:oMath>
       </m:oMathPara>
     </w:p>
@@ -882,8 +1429,120 @@
       <m:oMathPara>
         <m:oMath>
           <m:r>
-            <m:t xml:space="preserve">{ψ(x), ψ̄(y)} = (i∂̸_x + m) [ D(x − y) − D(y − x) ]</m:t>
+            <m:t xml:space="preserve">{</m:t>
           </m:r>
+          <m:r>
+            <m:t xml:space="preserve">ψ</m:t>
+          </m:r>
+          <m:d>
+            <m:dPr/>
+            <m:e>
+              <m:r>
+                <m:t xml:space="preserve">x</m:t>
+              </m:r>
+            </m:e>
+          </m:d>
+          <m:r>
+            <m:t xml:space="preserve">,</m:t>
+          </m:r>
+          <m:r>
+            <m:t xml:space="preserve">ψ̄</m:t>
+          </m:r>
+          <m:d>
+            <m:dPr/>
+            <m:e>
+              <m:r>
+                <m:t xml:space="preserve">y</m:t>
+              </m:r>
+            </m:e>
+          </m:d>
+          <m:r>
+            <m:t xml:space="preserve">}</m:t>
+          </m:r>
+          <m:r>
+            <m:t xml:space="preserve">=</m:t>
+          </m:r>
+          <m:d>
+            <m:dPr/>
+            <m:e>
+              <m:r>
+                <m:t xml:space="preserve">i</m:t>
+              </m:r>
+              <m:sSub>
+                <m:e>
+                  <m:acc>
+                    <m:accPr>
+                      <m:chr m:val="/"/>
+                    </m:accPr>
+                    <m:e>
+                      <m:r>
+                        <m:t xml:space="preserve">∂</m:t>
+                      </m:r>
+                    </m:e>
+                  </m:acc>
+                </m:e>
+                <m:sub>
+                  <m:r>
+                    <m:t xml:space="preserve">x</m:t>
+                  </m:r>
+                </m:sub>
+              </m:sSub>
+              <m:r>
+                <m:t xml:space="preserve">+</m:t>
+              </m:r>
+              <m:r>
+                <m:t xml:space="preserve">m</m:t>
+              </m:r>
+            </m:e>
+          </m:d>
+          <m:r>
+            <m:t xml:space="preserve"> </m:t>
+          </m:r>
+          <m:d>
+            <m:dPr>
+              <m:begChr m:val="["/>
+              <m:endChr m:val="]"/>
+            </m:dPr>
+            <m:e>
+              <m:r>
+                <m:t xml:space="preserve">D</m:t>
+              </m:r>
+              <m:d>
+                <m:dPr/>
+                <m:e>
+                  <m:r>
+                    <m:t xml:space="preserve">x</m:t>
+                  </m:r>
+                  <m:r>
+                    <m:t xml:space="preserve">−</m:t>
+                  </m:r>
+                  <m:r>
+                    <m:t xml:space="preserve">y</m:t>
+                  </m:r>
+                </m:e>
+              </m:d>
+              <m:r>
+                <m:t xml:space="preserve">−</m:t>
+              </m:r>
+              <m:r>
+                <m:t xml:space="preserve">D</m:t>
+              </m:r>
+              <m:d>
+                <m:dPr/>
+                <m:e>
+                  <m:r>
+                    <m:t xml:space="preserve">y</m:t>
+                  </m:r>
+                  <m:r>
+                    <m:t xml:space="preserve">−</m:t>
+                  </m:r>
+                  <m:r>
+                    <m:t xml:space="preserve">x</m:t>
+                  </m:r>
+                </m:e>
+              </m:d>
+            </m:e>
+          </m:d>
         </m:oMath>
       </m:oMathPara>
     </w:p>
@@ -926,7 +1585,79 @@
       <m:oMathPara>
         <m:oMath>
           <m:r>
-            <m:t xml:space="preserve">{ψ(x), ψ̄(y)} = 0  for  (x − y)² &lt; 0</m:t>
+            <m:t xml:space="preserve">{</m:t>
+          </m:r>
+          <m:r>
+            <m:t xml:space="preserve">ψ</m:t>
+          </m:r>
+          <m:d>
+            <m:dPr/>
+            <m:e>
+              <m:r>
+                <m:t xml:space="preserve">x</m:t>
+              </m:r>
+            </m:e>
+          </m:d>
+          <m:r>
+            <m:t xml:space="preserve">,</m:t>
+          </m:r>
+          <m:r>
+            <m:t xml:space="preserve">ψ̄</m:t>
+          </m:r>
+          <m:d>
+            <m:dPr/>
+            <m:e>
+              <m:r>
+                <m:t xml:space="preserve">y</m:t>
+              </m:r>
+            </m:e>
+          </m:d>
+          <m:r>
+            <m:t xml:space="preserve">}</m:t>
+          </m:r>
+          <m:r>
+            <m:t xml:space="preserve">=</m:t>
+          </m:r>
+          <m:r>
+            <m:t xml:space="preserve">0</m:t>
+          </m:r>
+          <m:r>
+            <m:t xml:space="preserve"> </m:t>
+          </m:r>
+          <m:r>
+            <m:t xml:space="preserve">for</m:t>
+          </m:r>
+          <m:r>
+            <m:t xml:space="preserve"> </m:t>
+          </m:r>
+          <m:sSup>
+            <m:e>
+              <m:d>
+                <m:dPr/>
+                <m:e>
+                  <m:r>
+                    <m:t xml:space="preserve">x</m:t>
+                  </m:r>
+                  <m:r>
+                    <m:t xml:space="preserve">−</m:t>
+                  </m:r>
+                  <m:r>
+                    <m:t xml:space="preserve">y</m:t>
+                  </m:r>
+                </m:e>
+              </m:d>
+            </m:e>
+            <m:sup>
+              <m:r>
+                <m:t xml:space="preserve">2</m:t>
+              </m:r>
+            </m:sup>
+          </m:sSup>
+          <m:r>
+            <m:t xml:space="preserve">&lt;</m:t>
+          </m:r>
+          <m:r>
+            <m:t xml:space="preserve">0</m:t>
           </m:r>
         </m:oMath>
       </m:oMathPara>
@@ -956,9 +1687,308 @@
       </w:pPr>
       <m:oMathPara>
         <m:oMath>
+          <m:d>
+            <m:dPr>
+              <m:begChr m:val="["/>
+              <m:endChr m:val="]"/>
+            </m:dPr>
+            <m:e>
+              <m:r>
+                <m:t xml:space="preserve">ψ</m:t>
+              </m:r>
+              <m:d>
+                <m:dPr/>
+                <m:e>
+                  <m:r>
+                    <m:t xml:space="preserve">x</m:t>
+                  </m:r>
+                </m:e>
+              </m:d>
+              <m:r>
+                <m:t xml:space="preserve">,</m:t>
+              </m:r>
+              <m:r>
+                <m:t xml:space="preserve">ψ̄</m:t>
+              </m:r>
+              <m:d>
+                <m:dPr/>
+                <m:e>
+                  <m:r>
+                    <m:t xml:space="preserve">y</m:t>
+                  </m:r>
+                </m:e>
+              </m:d>
+            </m:e>
+          </m:d>
           <m:r>
-            <m:t xml:space="preserve">[ψ(x), ψ̄(y)] = ∫ d³p/((2π)³2E_p) [ (p̸ + m) e^(−ip·(x−y)) − (p̸ − m) e^(+ip·(x−y)) ] = (i∂̸_x + m) [ D(x − y) + D(y − x) ]</m:t>
+            <m:t xml:space="preserve">=</m:t>
           </m:r>
+          <m:r>
+            <m:t xml:space="preserve">∫</m:t>
+          </m:r>
+          <m:r>
+            <m:t xml:space="preserve"> </m:t>
+          </m:r>
+          <m:f>
+            <m:num>
+              <m:sSup>
+                <m:e>
+                  <m:r>
+                    <m:t xml:space="preserve">d</m:t>
+                  </m:r>
+                </m:e>
+                <m:sup>
+                  <m:r>
+                    <m:t xml:space="preserve">3</m:t>
+                  </m:r>
+                </m:sup>
+              </m:sSup>
+              <m:r>
+                <m:t xml:space="preserve">p</m:t>
+              </m:r>
+            </m:num>
+            <m:den>
+              <m:sSup>
+                <m:e>
+                  <m:d>
+                    <m:dPr/>
+                    <m:e>
+                      <m:r>
+                        <m:t xml:space="preserve">2π</m:t>
+                      </m:r>
+                    </m:e>
+                  </m:d>
+                </m:e>
+                <m:sup>
+                  <m:r>
+                    <m:t xml:space="preserve">3</m:t>
+                  </m:r>
+                </m:sup>
+              </m:sSup>
+              <m:sSub>
+                <m:e>
+                  <m:r>
+                    <m:t xml:space="preserve">2E</m:t>
+                  </m:r>
+                </m:e>
+                <m:sub>
+                  <m:r>
+                    <m:t xml:space="preserve">p</m:t>
+                  </m:r>
+                </m:sub>
+              </m:sSub>
+            </m:den>
+          </m:f>
+          <m:r>
+            <m:t xml:space="preserve"> </m:t>
+          </m:r>
+          <m:d>
+            <m:dPr>
+              <m:begChr m:val="["/>
+              <m:endChr m:val="]"/>
+            </m:dPr>
+            <m:e>
+              <m:d>
+                <m:dPr/>
+                <m:e>
+                  <m:acc>
+                    <m:accPr>
+                      <m:chr m:val="/"/>
+                    </m:accPr>
+                    <m:e>
+                      <m:r>
+                        <m:t xml:space="preserve">p</m:t>
+                      </m:r>
+                    </m:e>
+                  </m:acc>
+                  <m:r>
+                    <m:t xml:space="preserve">+</m:t>
+                  </m:r>
+                  <m:r>
+                    <m:t xml:space="preserve">m</m:t>
+                  </m:r>
+                </m:e>
+              </m:d>
+              <m:r>
+                <m:t xml:space="preserve"> </m:t>
+              </m:r>
+              <m:sSup>
+                <m:e>
+                  <m:r>
+                    <m:t xml:space="preserve">e</m:t>
+                  </m:r>
+                </m:e>
+                <m:sup>
+                  <m:r>
+                    <m:t xml:space="preserve">−</m:t>
+                  </m:r>
+                  <m:r>
+                    <m:t xml:space="preserve">ip</m:t>
+                  </m:r>
+                  <m:r>
+                    <m:t xml:space="preserve">·</m:t>
+                  </m:r>
+                  <m:d>
+                    <m:dPr/>
+                    <m:e>
+                      <m:r>
+                        <m:t xml:space="preserve">x</m:t>
+                      </m:r>
+                      <m:r>
+                        <m:t xml:space="preserve">−</m:t>
+                      </m:r>
+                      <m:r>
+                        <m:t xml:space="preserve">y</m:t>
+                      </m:r>
+                    </m:e>
+                  </m:d>
+                </m:sup>
+              </m:sSup>
+              <m:r>
+                <m:t xml:space="preserve">−</m:t>
+              </m:r>
+              <m:d>
+                <m:dPr/>
+                <m:e>
+                  <m:acc>
+                    <m:accPr>
+                      <m:chr m:val="/"/>
+                    </m:accPr>
+                    <m:e>
+                      <m:r>
+                        <m:t xml:space="preserve">p</m:t>
+                      </m:r>
+                    </m:e>
+                  </m:acc>
+                  <m:r>
+                    <m:t xml:space="preserve">−</m:t>
+                  </m:r>
+                  <m:r>
+                    <m:t xml:space="preserve">m</m:t>
+                  </m:r>
+                </m:e>
+              </m:d>
+              <m:r>
+                <m:t xml:space="preserve"> </m:t>
+              </m:r>
+              <m:sSup>
+                <m:e>
+                  <m:r>
+                    <m:t xml:space="preserve">e</m:t>
+                  </m:r>
+                </m:e>
+                <m:sup>
+                  <m:r>
+                    <m:t xml:space="preserve">+</m:t>
+                  </m:r>
+                  <m:r>
+                    <m:t xml:space="preserve">ip</m:t>
+                  </m:r>
+                  <m:r>
+                    <m:t xml:space="preserve">·</m:t>
+                  </m:r>
+                  <m:d>
+                    <m:dPr/>
+                    <m:e>
+                      <m:r>
+                        <m:t xml:space="preserve">x</m:t>
+                      </m:r>
+                      <m:r>
+                        <m:t xml:space="preserve">−</m:t>
+                      </m:r>
+                      <m:r>
+                        <m:t xml:space="preserve">y</m:t>
+                      </m:r>
+                    </m:e>
+                  </m:d>
+                </m:sup>
+              </m:sSup>
+            </m:e>
+          </m:d>
+          <m:r>
+            <m:t xml:space="preserve">=</m:t>
+          </m:r>
+          <m:d>
+            <m:dPr/>
+            <m:e>
+              <m:r>
+                <m:t xml:space="preserve">i</m:t>
+              </m:r>
+              <m:sSub>
+                <m:e>
+                  <m:acc>
+                    <m:accPr>
+                      <m:chr m:val="/"/>
+                    </m:accPr>
+                    <m:e>
+                      <m:r>
+                        <m:t xml:space="preserve">∂</m:t>
+                      </m:r>
+                    </m:e>
+                  </m:acc>
+                </m:e>
+                <m:sub>
+                  <m:r>
+                    <m:t xml:space="preserve">x</m:t>
+                  </m:r>
+                </m:sub>
+              </m:sSub>
+              <m:r>
+                <m:t xml:space="preserve">+</m:t>
+              </m:r>
+              <m:r>
+                <m:t xml:space="preserve">m</m:t>
+              </m:r>
+            </m:e>
+          </m:d>
+          <m:r>
+            <m:t xml:space="preserve"> </m:t>
+          </m:r>
+          <m:d>
+            <m:dPr>
+              <m:begChr m:val="["/>
+              <m:endChr m:val="]"/>
+            </m:dPr>
+            <m:e>
+              <m:r>
+                <m:t xml:space="preserve">D</m:t>
+              </m:r>
+              <m:d>
+                <m:dPr/>
+                <m:e>
+                  <m:r>
+                    <m:t xml:space="preserve">x</m:t>
+                  </m:r>
+                  <m:r>
+                    <m:t xml:space="preserve">−</m:t>
+                  </m:r>
+                  <m:r>
+                    <m:t xml:space="preserve">y</m:t>
+                  </m:r>
+                </m:e>
+              </m:d>
+              <m:r>
+                <m:t xml:space="preserve">+</m:t>
+              </m:r>
+              <m:r>
+                <m:t xml:space="preserve">D</m:t>
+              </m:r>
+              <m:d>
+                <m:dPr/>
+                <m:e>
+                  <m:r>
+                    <m:t xml:space="preserve">y</m:t>
+                  </m:r>
+                  <m:r>
+                    <m:t xml:space="preserve">−</m:t>
+                  </m:r>
+                  <m:r>
+                    <m:t xml:space="preserve">x</m:t>
+                  </m:r>
+                </m:e>
+              </m:d>
+            </m:e>
+          </m:d>
         </m:oMath>
       </m:oMathPara>
     </w:p>
@@ -1056,7 +2086,167 @@
       <m:oMathPara>
         <m:oMath>
           <m:r>
-            <m:t xml:space="preserve">|n_1, n_2, …⟩ = (c_1†)^(n_1) (c_2†)^(n_2) ⋯ |0⟩,    n_i ∈ {0, 1}</m:t>
+            <m:t xml:space="preserve">|</m:t>
+          </m:r>
+          <m:sSub>
+            <m:e>
+              <m:r>
+                <m:t xml:space="preserve">n</m:t>
+              </m:r>
+            </m:e>
+            <m:sub>
+              <m:r>
+                <m:t xml:space="preserve">1</m:t>
+              </m:r>
+            </m:sub>
+          </m:sSub>
+          <m:r>
+            <m:t xml:space="preserve">,</m:t>
+          </m:r>
+          <m:sSub>
+            <m:e>
+              <m:r>
+                <m:t xml:space="preserve">n</m:t>
+              </m:r>
+            </m:e>
+            <m:sub>
+              <m:r>
+                <m:t xml:space="preserve">2</m:t>
+              </m:r>
+            </m:sub>
+          </m:sSub>
+          <m:r>
+            <m:t xml:space="preserve">,</m:t>
+          </m:r>
+          <m:r>
+            <m:t xml:space="preserve">…</m:t>
+          </m:r>
+          <m:r>
+            <m:t xml:space="preserve">⟩</m:t>
+          </m:r>
+          <m:r>
+            <m:t xml:space="preserve">=</m:t>
+          </m:r>
+          <m:sSup>
+            <m:e>
+              <m:d>
+                <m:dPr/>
+                <m:e>
+                  <m:sSub>
+                    <m:e>
+                      <m:r>
+                        <m:t xml:space="preserve">c</m:t>
+                      </m:r>
+                    </m:e>
+                    <m:sub>
+                      <m:r>
+                        <m:t xml:space="preserve">1†</m:t>
+                      </m:r>
+                    </m:sub>
+                  </m:sSub>
+                </m:e>
+              </m:d>
+            </m:e>
+            <m:sup>
+              <m:sSub>
+                <m:e>
+                  <m:r>
+                    <m:t xml:space="preserve">n</m:t>
+                  </m:r>
+                </m:e>
+                <m:sub>
+                  <m:r>
+                    <m:t xml:space="preserve">1</m:t>
+                  </m:r>
+                </m:sub>
+              </m:sSub>
+            </m:sup>
+          </m:sSup>
+          <m:r>
+            <m:t xml:space="preserve"> </m:t>
+          </m:r>
+          <m:sSup>
+            <m:e>
+              <m:d>
+                <m:dPr/>
+                <m:e>
+                  <m:sSub>
+                    <m:e>
+                      <m:r>
+                        <m:t xml:space="preserve">c</m:t>
+                      </m:r>
+                    </m:e>
+                    <m:sub>
+                      <m:r>
+                        <m:t xml:space="preserve">2†</m:t>
+                      </m:r>
+                    </m:sub>
+                  </m:sSub>
+                </m:e>
+              </m:d>
+            </m:e>
+            <m:sup>
+              <m:sSub>
+                <m:e>
+                  <m:r>
+                    <m:t xml:space="preserve">n</m:t>
+                  </m:r>
+                </m:e>
+                <m:sub>
+                  <m:r>
+                    <m:t xml:space="preserve">2</m:t>
+                  </m:r>
+                </m:sub>
+              </m:sSub>
+            </m:sup>
+          </m:sSup>
+          <m:r>
+            <m:t xml:space="preserve">⋯</m:t>
+          </m:r>
+          <m:r>
+            <m:t xml:space="preserve">|</m:t>
+          </m:r>
+          <m:r>
+            <m:t xml:space="preserve">0⟩</m:t>
+          </m:r>
+          <m:r>
+            <m:t xml:space="preserve">,</m:t>
+          </m:r>
+          <m:sSub>
+            <m:e>
+              <m:r>
+                <m:t xml:space="preserve">n</m:t>
+              </m:r>
+            </m:e>
+            <m:sub>
+              <m:r>
+                <m:t xml:space="preserve">i</m:t>
+              </m:r>
+            </m:sub>
+          </m:sSub>
+          <m:r>
+            <m:t xml:space="preserve"> </m:t>
+          </m:r>
+          <m:r>
+            <m:t xml:space="preserve">∈</m:t>
+          </m:r>
+          <m:r>
+            <m:t xml:space="preserve"> </m:t>
+          </m:r>
+          <m:r>
+            <m:t xml:space="preserve">{</m:t>
+          </m:r>
+          <m:r>
+            <m:t xml:space="preserve">0</m:t>
+          </m:r>
+          <m:r>
+            <m:t xml:space="preserve">,</m:t>
+          </m:r>
+          <m:r>
+            <m:t xml:space="preserve">1</m:t>
+          </m:r>
+          <m:r>
+            <m:t xml:space="preserve">}</m:t>
           </m:r>
         </m:oMath>
       </m:oMathPara>
@@ -1086,8 +2276,311 @@
       </w:pPr>
       <m:oMathPara>
         <m:oMath>
+          <m:sSub>
+            <m:e>
+              <m:r>
+                <m:t xml:space="preserve">c</m:t>
+              </m:r>
+            </m:e>
+            <m:sub>
+              <m:r>
+                <m:t xml:space="preserve">k†</m:t>
+              </m:r>
+            </m:sub>
+          </m:sSub>
           <m:r>
-            <m:t xml:space="preserve">c_k† |…, n_k, …⟩ = (1 − n_k) (−1)^(Σ_(i&lt;k) n_i) |…, n_k + 1, …⟩,    c_k |…, n_k, …⟩ = n_k (−1)^(Σ_(i&lt;k) n_i) |…, n_k − 1, …⟩</m:t>
+            <m:t xml:space="preserve">|</m:t>
+          </m:r>
+          <m:r>
+            <m:t xml:space="preserve">…</m:t>
+          </m:r>
+          <m:r>
+            <m:t xml:space="preserve">,</m:t>
+          </m:r>
+          <m:sSub>
+            <m:e>
+              <m:r>
+                <m:t xml:space="preserve">n</m:t>
+              </m:r>
+            </m:e>
+            <m:sub>
+              <m:r>
+                <m:t xml:space="preserve">k</m:t>
+              </m:r>
+            </m:sub>
+          </m:sSub>
+          <m:r>
+            <m:t xml:space="preserve">,</m:t>
+          </m:r>
+          <m:r>
+            <m:t xml:space="preserve">…</m:t>
+          </m:r>
+          <m:r>
+            <m:t xml:space="preserve">⟩</m:t>
+          </m:r>
+          <m:r>
+            <m:t xml:space="preserve">=</m:t>
+          </m:r>
+          <m:d>
+            <m:dPr/>
+            <m:e>
+              <m:r>
+                <m:t xml:space="preserve">1</m:t>
+              </m:r>
+              <m:r>
+                <m:t xml:space="preserve">−</m:t>
+              </m:r>
+              <m:sSub>
+                <m:e>
+                  <m:r>
+                    <m:t xml:space="preserve">n</m:t>
+                  </m:r>
+                </m:e>
+                <m:sub>
+                  <m:r>
+                    <m:t xml:space="preserve">k</m:t>
+                  </m:r>
+                </m:sub>
+              </m:sSub>
+            </m:e>
+          </m:d>
+          <m:r>
+            <m:t xml:space="preserve"> </m:t>
+          </m:r>
+          <m:sSup>
+            <m:e>
+              <m:d>
+                <m:dPr/>
+                <m:e>
+                  <m:r>
+                    <m:t xml:space="preserve">−</m:t>
+                  </m:r>
+                  <m:r>
+                    <m:t xml:space="preserve">1</m:t>
+                  </m:r>
+                </m:e>
+              </m:d>
+            </m:e>
+            <m:sup>
+              <m:sSub>
+                <m:e>
+                  <m:r>
+                    <m:t xml:space="preserve">Σ</m:t>
+                  </m:r>
+                </m:e>
+                <m:sub>
+                  <m:r>
+                    <m:t xml:space="preserve">i</m:t>
+                  </m:r>
+                  <m:r>
+                    <m:t xml:space="preserve">&lt;</m:t>
+                  </m:r>
+                  <m:r>
+                    <m:t xml:space="preserve">k</m:t>
+                  </m:r>
+                </m:sub>
+              </m:sSub>
+              <m:r>
+                <m:t xml:space="preserve"> </m:t>
+              </m:r>
+              <m:sSub>
+                <m:e>
+                  <m:r>
+                    <m:t xml:space="preserve">n</m:t>
+                  </m:r>
+                </m:e>
+                <m:sub>
+                  <m:r>
+                    <m:t xml:space="preserve">i</m:t>
+                  </m:r>
+                </m:sub>
+              </m:sSub>
+            </m:sup>
+          </m:sSup>
+          <m:r>
+            <m:t xml:space="preserve">|</m:t>
+          </m:r>
+          <m:r>
+            <m:t xml:space="preserve">…</m:t>
+          </m:r>
+          <m:r>
+            <m:t xml:space="preserve">,</m:t>
+          </m:r>
+          <m:sSub>
+            <m:e>
+              <m:r>
+                <m:t xml:space="preserve">n</m:t>
+              </m:r>
+            </m:e>
+            <m:sub>
+              <m:r>
+                <m:t xml:space="preserve">k</m:t>
+              </m:r>
+            </m:sub>
+          </m:sSub>
+          <m:r>
+            <m:t xml:space="preserve">+</m:t>
+          </m:r>
+          <m:r>
+            <m:t xml:space="preserve">1</m:t>
+          </m:r>
+          <m:r>
+            <m:t xml:space="preserve">,</m:t>
+          </m:r>
+          <m:r>
+            <m:t xml:space="preserve">…</m:t>
+          </m:r>
+          <m:r>
+            <m:t xml:space="preserve">⟩</m:t>
+          </m:r>
+          <m:r>
+            <m:t xml:space="preserve">,</m:t>
+          </m:r>
+          <m:sSub>
+            <m:e>
+              <m:r>
+                <m:t xml:space="preserve">c</m:t>
+              </m:r>
+            </m:e>
+            <m:sub>
+              <m:r>
+                <m:t xml:space="preserve">k</m:t>
+              </m:r>
+            </m:sub>
+          </m:sSub>
+          <m:r>
+            <m:t xml:space="preserve">|</m:t>
+          </m:r>
+          <m:r>
+            <m:t xml:space="preserve">…</m:t>
+          </m:r>
+          <m:r>
+            <m:t xml:space="preserve">,</m:t>
+          </m:r>
+          <m:sSub>
+            <m:e>
+              <m:r>
+                <m:t xml:space="preserve">n</m:t>
+              </m:r>
+            </m:e>
+            <m:sub>
+              <m:r>
+                <m:t xml:space="preserve">k</m:t>
+              </m:r>
+            </m:sub>
+          </m:sSub>
+          <m:r>
+            <m:t xml:space="preserve">,</m:t>
+          </m:r>
+          <m:r>
+            <m:t xml:space="preserve">…</m:t>
+          </m:r>
+          <m:r>
+            <m:t xml:space="preserve">⟩</m:t>
+          </m:r>
+          <m:r>
+            <m:t xml:space="preserve">=</m:t>
+          </m:r>
+          <m:sSub>
+            <m:e>
+              <m:r>
+                <m:t xml:space="preserve">n</m:t>
+              </m:r>
+            </m:e>
+            <m:sub>
+              <m:r>
+                <m:t xml:space="preserve">k</m:t>
+              </m:r>
+            </m:sub>
+          </m:sSub>
+          <m:r>
+            <m:t xml:space="preserve"> </m:t>
+          </m:r>
+          <m:sSup>
+            <m:e>
+              <m:d>
+                <m:dPr/>
+                <m:e>
+                  <m:r>
+                    <m:t xml:space="preserve">−</m:t>
+                  </m:r>
+                  <m:r>
+                    <m:t xml:space="preserve">1</m:t>
+                  </m:r>
+                </m:e>
+              </m:d>
+            </m:e>
+            <m:sup>
+              <m:sSub>
+                <m:e>
+                  <m:r>
+                    <m:t xml:space="preserve">Σ</m:t>
+                  </m:r>
+                </m:e>
+                <m:sub>
+                  <m:r>
+                    <m:t xml:space="preserve">i</m:t>
+                  </m:r>
+                  <m:r>
+                    <m:t xml:space="preserve">&lt;</m:t>
+                  </m:r>
+                  <m:r>
+                    <m:t xml:space="preserve">k</m:t>
+                  </m:r>
+                </m:sub>
+              </m:sSub>
+              <m:r>
+                <m:t xml:space="preserve"> </m:t>
+              </m:r>
+              <m:sSub>
+                <m:e>
+                  <m:r>
+                    <m:t xml:space="preserve">n</m:t>
+                  </m:r>
+                </m:e>
+                <m:sub>
+                  <m:r>
+                    <m:t xml:space="preserve">i</m:t>
+                  </m:r>
+                </m:sub>
+              </m:sSub>
+            </m:sup>
+          </m:sSup>
+          <m:r>
+            <m:t xml:space="preserve">|</m:t>
+          </m:r>
+          <m:r>
+            <m:t xml:space="preserve">…</m:t>
+          </m:r>
+          <m:r>
+            <m:t xml:space="preserve">,</m:t>
+          </m:r>
+          <m:sSub>
+            <m:e>
+              <m:r>
+                <m:t xml:space="preserve">n</m:t>
+              </m:r>
+            </m:e>
+            <m:sub>
+              <m:r>
+                <m:t xml:space="preserve">k</m:t>
+              </m:r>
+            </m:sub>
+          </m:sSub>
+          <m:r>
+            <m:t xml:space="preserve">−</m:t>
+          </m:r>
+          <m:r>
+            <m:t xml:space="preserve">1</m:t>
+          </m:r>
+          <m:r>
+            <m:t xml:space="preserve">,</m:t>
+          </m:r>
+          <m:r>
+            <m:t xml:space="preserve">…</m:t>
+          </m:r>
+          <m:r>
+            <m:t xml:space="preserve">⟩</m:t>
           </m:r>
         </m:oMath>
       </m:oMathPara>
@@ -1152,7 +2645,64 @@
       <m:oMathPara>
         <m:oMath>
           <m:r>
-            <m:t xml:space="preserve">S(x − y) := ⟨0| ψ(x) ψ̄(y) |0⟩</m:t>
+            <m:t xml:space="preserve">S</m:t>
+          </m:r>
+          <m:d>
+            <m:dPr/>
+            <m:e>
+              <m:r>
+                <m:t xml:space="preserve">x</m:t>
+              </m:r>
+              <m:r>
+                <m:t xml:space="preserve">−</m:t>
+              </m:r>
+              <m:r>
+                <m:t xml:space="preserve">y</m:t>
+              </m:r>
+            </m:e>
+          </m:d>
+          <m:r>
+            <m:t xml:space="preserve">:</m:t>
+          </m:r>
+          <m:r>
+            <m:t xml:space="preserve">=</m:t>
+          </m:r>
+          <m:r>
+            <m:t xml:space="preserve">⟨0</m:t>
+          </m:r>
+          <m:r>
+            <m:t xml:space="preserve">|</m:t>
+          </m:r>
+          <m:r>
+            <m:t xml:space="preserve">ψ</m:t>
+          </m:r>
+          <m:d>
+            <m:dPr/>
+            <m:e>
+              <m:r>
+                <m:t xml:space="preserve">x</m:t>
+              </m:r>
+            </m:e>
+          </m:d>
+          <m:r>
+            <m:t xml:space="preserve"> </m:t>
+          </m:r>
+          <m:r>
+            <m:t xml:space="preserve">ψ̄</m:t>
+          </m:r>
+          <m:d>
+            <m:dPr/>
+            <m:e>
+              <m:r>
+                <m:t xml:space="preserve">y</m:t>
+              </m:r>
+            </m:e>
+          </m:d>
+          <m:r>
+            <m:t xml:space="preserve">|</m:t>
+          </m:r>
+          <m:r>
+            <m:t xml:space="preserve">0⟩</m:t>
           </m:r>
         </m:oMath>
       </m:oMathPara>
@@ -1170,8 +2720,78 @@
       <m:oMathPara>
         <m:oMath>
           <m:r>
-            <m:t xml:space="preserve">S(x − y) = (i∂̸_x + m) D(x − y)</m:t>
+            <m:t xml:space="preserve">S</m:t>
           </m:r>
+          <m:d>
+            <m:dPr/>
+            <m:e>
+              <m:r>
+                <m:t xml:space="preserve">x</m:t>
+              </m:r>
+              <m:r>
+                <m:t xml:space="preserve">−</m:t>
+              </m:r>
+              <m:r>
+                <m:t xml:space="preserve">y</m:t>
+              </m:r>
+            </m:e>
+          </m:d>
+          <m:r>
+            <m:t xml:space="preserve">=</m:t>
+          </m:r>
+          <m:d>
+            <m:dPr/>
+            <m:e>
+              <m:r>
+                <m:t xml:space="preserve">i</m:t>
+              </m:r>
+              <m:sSub>
+                <m:e>
+                  <m:acc>
+                    <m:accPr>
+                      <m:chr m:val="/"/>
+                    </m:accPr>
+                    <m:e>
+                      <m:r>
+                        <m:t xml:space="preserve">∂</m:t>
+                      </m:r>
+                    </m:e>
+                  </m:acc>
+                </m:e>
+                <m:sub>
+                  <m:r>
+                    <m:t xml:space="preserve">x</m:t>
+                  </m:r>
+                </m:sub>
+              </m:sSub>
+              <m:r>
+                <m:t xml:space="preserve">+</m:t>
+              </m:r>
+              <m:r>
+                <m:t xml:space="preserve">m</m:t>
+              </m:r>
+            </m:e>
+          </m:d>
+          <m:r>
+            <m:t xml:space="preserve"> </m:t>
+          </m:r>
+          <m:r>
+            <m:t xml:space="preserve">D</m:t>
+          </m:r>
+          <m:d>
+            <m:dPr/>
+            <m:e>
+              <m:r>
+                <m:t xml:space="preserve">x</m:t>
+              </m:r>
+              <m:r>
+                <m:t xml:space="preserve">−</m:t>
+              </m:r>
+              <m:r>
+                <m:t xml:space="preserve">y</m:t>
+              </m:r>
+            </m:e>
+          </m:d>
         </m:oMath>
       </m:oMathPara>
     </w:p>
@@ -1188,8 +2808,81 @@
       <m:oMathPara>
         <m:oMath>
           <m:r>
-            <m:t xml:space="preserve">ψ(x) ψ̄(y) = :ψ(x)ψ̄(y): + S(x − y)</m:t>
+            <m:t xml:space="preserve">ψ</m:t>
           </m:r>
+          <m:d>
+            <m:dPr/>
+            <m:e>
+              <m:r>
+                <m:t xml:space="preserve">x</m:t>
+              </m:r>
+            </m:e>
+          </m:d>
+          <m:r>
+            <m:t xml:space="preserve"> </m:t>
+          </m:r>
+          <m:r>
+            <m:t xml:space="preserve">ψ̄</m:t>
+          </m:r>
+          <m:d>
+            <m:dPr/>
+            <m:e>
+              <m:r>
+                <m:t xml:space="preserve">y</m:t>
+              </m:r>
+            </m:e>
+          </m:d>
+          <m:r>
+            <m:t xml:space="preserve">=</m:t>
+          </m:r>
+          <m:r>
+            <m:t xml:space="preserve">:</m:t>
+          </m:r>
+          <m:r>
+            <m:t xml:space="preserve">ψ</m:t>
+          </m:r>
+          <m:d>
+            <m:dPr/>
+            <m:e>
+              <m:r>
+                <m:t xml:space="preserve">x</m:t>
+              </m:r>
+            </m:e>
+          </m:d>
+          <m:r>
+            <m:t xml:space="preserve">ψ̄</m:t>
+          </m:r>
+          <m:d>
+            <m:dPr/>
+            <m:e>
+              <m:r>
+                <m:t xml:space="preserve">y</m:t>
+              </m:r>
+            </m:e>
+          </m:d>
+          <m:r>
+            <m:t xml:space="preserve">:</m:t>
+          </m:r>
+          <m:r>
+            <m:t xml:space="preserve">+</m:t>
+          </m:r>
+          <m:r>
+            <m:t xml:space="preserve">S</m:t>
+          </m:r>
+          <m:d>
+            <m:dPr/>
+            <m:e>
+              <m:r>
+                <m:t xml:space="preserve">x</m:t>
+              </m:r>
+              <m:r>
+                <m:t xml:space="preserve">−</m:t>
+              </m:r>
+              <m:r>
+                <m:t xml:space="preserve">y</m:t>
+              </m:r>
+            </m:e>
+          </m:d>
         </m:oMath>
       </m:oMathPara>
     </w:p>
@@ -1227,8 +2920,101 @@
       <m:oMathPara>
         <m:oMath>
           <m:r>
-            <m:t xml:space="preserve">⟨0| ψ̄(y) ψ(x) |0⟩ = −(i∂̸_x + m) D(y − x)</m:t>
+            <m:t xml:space="preserve">⟨0</m:t>
           </m:r>
+          <m:r>
+            <m:t xml:space="preserve">|</m:t>
+          </m:r>
+          <m:r>
+            <m:t xml:space="preserve">ψ̄</m:t>
+          </m:r>
+          <m:d>
+            <m:dPr/>
+            <m:e>
+              <m:r>
+                <m:t xml:space="preserve">y</m:t>
+              </m:r>
+            </m:e>
+          </m:d>
+          <m:r>
+            <m:t xml:space="preserve"> </m:t>
+          </m:r>
+          <m:r>
+            <m:t xml:space="preserve">ψ</m:t>
+          </m:r>
+          <m:d>
+            <m:dPr/>
+            <m:e>
+              <m:r>
+                <m:t xml:space="preserve">x</m:t>
+              </m:r>
+            </m:e>
+          </m:d>
+          <m:r>
+            <m:t xml:space="preserve">|</m:t>
+          </m:r>
+          <m:r>
+            <m:t xml:space="preserve">0⟩</m:t>
+          </m:r>
+          <m:r>
+            <m:t xml:space="preserve">=</m:t>
+          </m:r>
+          <m:r>
+            <m:t xml:space="preserve">−</m:t>
+          </m:r>
+          <m:d>
+            <m:dPr/>
+            <m:e>
+              <m:r>
+                <m:t xml:space="preserve">i</m:t>
+              </m:r>
+              <m:sSub>
+                <m:e>
+                  <m:acc>
+                    <m:accPr>
+                      <m:chr m:val="/"/>
+                    </m:accPr>
+                    <m:e>
+                      <m:r>
+                        <m:t xml:space="preserve">∂</m:t>
+                      </m:r>
+                    </m:e>
+                  </m:acc>
+                </m:e>
+                <m:sub>
+                  <m:r>
+                    <m:t xml:space="preserve">x</m:t>
+                  </m:r>
+                </m:sub>
+              </m:sSub>
+              <m:r>
+                <m:t xml:space="preserve">+</m:t>
+              </m:r>
+              <m:r>
+                <m:t xml:space="preserve">m</m:t>
+              </m:r>
+            </m:e>
+          </m:d>
+          <m:r>
+            <m:t xml:space="preserve"> </m:t>
+          </m:r>
+          <m:r>
+            <m:t xml:space="preserve">D</m:t>
+          </m:r>
+          <m:d>
+            <m:dPr/>
+            <m:e>
+              <m:r>
+                <m:t xml:space="preserve">y</m:t>
+              </m:r>
+              <m:r>
+                <m:t xml:space="preserve">−</m:t>
+              </m:r>
+              <m:r>
+                <m:t xml:space="preserve">x</m:t>
+              </m:r>
+            </m:e>
+          </m:d>
         </m:oMath>
       </m:oMathPara>
     </w:p>
@@ -1245,8 +3031,120 @@
       <m:oMathPara>
         <m:oMath>
           <m:r>
-            <m:t xml:space="preserve">ψ̄(y) ψ(x) = −:ψ(x)ψ̄(y): − (i∂̸_x + m) D(y − x)</m:t>
+            <m:t xml:space="preserve">ψ̄</m:t>
           </m:r>
+          <m:d>
+            <m:dPr/>
+            <m:e>
+              <m:r>
+                <m:t xml:space="preserve">y</m:t>
+              </m:r>
+            </m:e>
+          </m:d>
+          <m:r>
+            <m:t xml:space="preserve"> </m:t>
+          </m:r>
+          <m:r>
+            <m:t xml:space="preserve">ψ</m:t>
+          </m:r>
+          <m:d>
+            <m:dPr/>
+            <m:e>
+              <m:r>
+                <m:t xml:space="preserve">x</m:t>
+              </m:r>
+            </m:e>
+          </m:d>
+          <m:r>
+            <m:t xml:space="preserve">=</m:t>
+          </m:r>
+          <m:r>
+            <m:t xml:space="preserve">−</m:t>
+          </m:r>
+          <m:r>
+            <m:t xml:space="preserve">:</m:t>
+          </m:r>
+          <m:r>
+            <m:t xml:space="preserve">ψ</m:t>
+          </m:r>
+          <m:d>
+            <m:dPr/>
+            <m:e>
+              <m:r>
+                <m:t xml:space="preserve">x</m:t>
+              </m:r>
+            </m:e>
+          </m:d>
+          <m:r>
+            <m:t xml:space="preserve">ψ̄</m:t>
+          </m:r>
+          <m:d>
+            <m:dPr/>
+            <m:e>
+              <m:r>
+                <m:t xml:space="preserve">y</m:t>
+              </m:r>
+            </m:e>
+          </m:d>
+          <m:r>
+            <m:t xml:space="preserve">:</m:t>
+          </m:r>
+          <m:r>
+            <m:t xml:space="preserve">−</m:t>
+          </m:r>
+          <m:d>
+            <m:dPr/>
+            <m:e>
+              <m:r>
+                <m:t xml:space="preserve">i</m:t>
+              </m:r>
+              <m:sSub>
+                <m:e>
+                  <m:acc>
+                    <m:accPr>
+                      <m:chr m:val="/"/>
+                    </m:accPr>
+                    <m:e>
+                      <m:r>
+                        <m:t xml:space="preserve">∂</m:t>
+                      </m:r>
+                    </m:e>
+                  </m:acc>
+                </m:e>
+                <m:sub>
+                  <m:r>
+                    <m:t xml:space="preserve">x</m:t>
+                  </m:r>
+                </m:sub>
+              </m:sSub>
+              <m:r>
+                <m:t xml:space="preserve">+</m:t>
+              </m:r>
+              <m:r>
+                <m:t xml:space="preserve">m</m:t>
+              </m:r>
+            </m:e>
+          </m:d>
+          <m:r>
+            <m:t xml:space="preserve"> </m:t>
+          </m:r>
+          <m:r>
+            <m:t xml:space="preserve">D</m:t>
+          </m:r>
+          <m:d>
+            <m:dPr/>
+            <m:e>
+              <m:r>
+                <m:t xml:space="preserve">y</m:t>
+              </m:r>
+              <m:r>
+                <m:t xml:space="preserve">−</m:t>
+              </m:r>
+              <m:r>
+                <m:t xml:space="preserve">x</m:t>
+              </m:r>
+            </m:e>
+          </m:d>
         </m:oMath>
       </m:oMathPara>
     </w:p>
@@ -1283,9 +3181,474 @@
       </w:pPr>
       <m:oMathPara>
         <m:oMath>
+          <m:sSup>
+            <m:e>
+              <m:r>
+                <m:t xml:space="preserve">ψ</m:t>
+              </m:r>
+            </m:e>
+            <m:sup>
+              <m:r>
+                <m:t xml:space="preserve">+</m:t>
+              </m:r>
+            </m:sup>
+          </m:sSup>
+          <m:d>
+            <m:dPr/>
+            <m:e>
+              <m:sSub>
+                <m:e>
+                  <m:r>
+                    <m:t xml:space="preserve">x</m:t>
+                  </m:r>
+                </m:e>
+                <m:sub>
+                  <m:r>
+                    <m:t xml:space="preserve">1</m:t>
+                  </m:r>
+                </m:sub>
+              </m:sSub>
+            </m:e>
+          </m:d>
           <m:r>
-            <m:t xml:space="preserve">ψ⁺(x₁) ψ̄(x₂) ψ(x₃) ψ̄⁻(x₄) = [ S(x₁ − x₂) − ψ̄(x₂)ψ⁺(x₁) ] ψ(x₃) ψ̄⁻(x₄) = S(x₁ − x₂) ψ(x₃)ψ̄⁻(x₄) − ψ̄(x₂) [ −ψ(x₃)ψ⁺(x₁) ] ψ̄⁻(x₄)</m:t>
+            <m:t xml:space="preserve"> </m:t>
           </m:r>
+          <m:r>
+            <m:t xml:space="preserve">ψ̄</m:t>
+          </m:r>
+          <m:d>
+            <m:dPr/>
+            <m:e>
+              <m:sSub>
+                <m:e>
+                  <m:r>
+                    <m:t xml:space="preserve">x</m:t>
+                  </m:r>
+                </m:e>
+                <m:sub>
+                  <m:r>
+                    <m:t xml:space="preserve">2</m:t>
+                  </m:r>
+                </m:sub>
+              </m:sSub>
+            </m:e>
+          </m:d>
+          <m:r>
+            <m:t xml:space="preserve"> </m:t>
+          </m:r>
+          <m:r>
+            <m:t xml:space="preserve">ψ</m:t>
+          </m:r>
+          <m:d>
+            <m:dPr/>
+            <m:e>
+              <m:sSub>
+                <m:e>
+                  <m:r>
+                    <m:t xml:space="preserve">x</m:t>
+                  </m:r>
+                </m:e>
+                <m:sub>
+                  <m:r>
+                    <m:t xml:space="preserve">3</m:t>
+                  </m:r>
+                </m:sub>
+              </m:sSub>
+            </m:e>
+          </m:d>
+          <m:r>
+            <m:t xml:space="preserve"> </m:t>
+          </m:r>
+          <m:sSup>
+            <m:e>
+              <m:r>
+                <m:t xml:space="preserve">ψ̄</m:t>
+              </m:r>
+            </m:e>
+            <m:sup>
+              <m:r>
+                <m:t xml:space="preserve">−</m:t>
+              </m:r>
+            </m:sup>
+          </m:sSup>
+          <m:d>
+            <m:dPr/>
+            <m:e>
+              <m:sSub>
+                <m:e>
+                  <m:r>
+                    <m:t xml:space="preserve">x</m:t>
+                  </m:r>
+                </m:e>
+                <m:sub>
+                  <m:r>
+                    <m:t xml:space="preserve">4</m:t>
+                  </m:r>
+                </m:sub>
+              </m:sSub>
+            </m:e>
+          </m:d>
+          <m:r>
+            <m:t xml:space="preserve">=</m:t>
+          </m:r>
+          <m:d>
+            <m:dPr>
+              <m:begChr m:val="["/>
+              <m:endChr m:val="]"/>
+            </m:dPr>
+            <m:e>
+              <m:r>
+                <m:t xml:space="preserve">S</m:t>
+              </m:r>
+              <m:d>
+                <m:dPr/>
+                <m:e>
+                  <m:sSub>
+                    <m:e>
+                      <m:r>
+                        <m:t xml:space="preserve">x</m:t>
+                      </m:r>
+                    </m:e>
+                    <m:sub>
+                      <m:r>
+                        <m:t xml:space="preserve">1</m:t>
+                      </m:r>
+                    </m:sub>
+                  </m:sSub>
+                  <m:r>
+                    <m:t xml:space="preserve">−</m:t>
+                  </m:r>
+                  <m:sSub>
+                    <m:e>
+                      <m:r>
+                        <m:t xml:space="preserve">x</m:t>
+                      </m:r>
+                    </m:e>
+                    <m:sub>
+                      <m:r>
+                        <m:t xml:space="preserve">2</m:t>
+                      </m:r>
+                    </m:sub>
+                  </m:sSub>
+                </m:e>
+              </m:d>
+              <m:r>
+                <m:t xml:space="preserve">−</m:t>
+              </m:r>
+              <m:r>
+                <m:t xml:space="preserve">ψ̄</m:t>
+              </m:r>
+              <m:d>
+                <m:dPr/>
+                <m:e>
+                  <m:sSub>
+                    <m:e>
+                      <m:r>
+                        <m:t xml:space="preserve">x</m:t>
+                      </m:r>
+                    </m:e>
+                    <m:sub>
+                      <m:r>
+                        <m:t xml:space="preserve">2</m:t>
+                      </m:r>
+                    </m:sub>
+                  </m:sSub>
+                </m:e>
+              </m:d>
+              <m:sSup>
+                <m:e>
+                  <m:r>
+                    <m:t xml:space="preserve">ψ</m:t>
+                  </m:r>
+                </m:e>
+                <m:sup>
+                  <m:r>
+                    <m:t xml:space="preserve">+</m:t>
+                  </m:r>
+                </m:sup>
+              </m:sSup>
+              <m:d>
+                <m:dPr/>
+                <m:e>
+                  <m:sSub>
+                    <m:e>
+                      <m:r>
+                        <m:t xml:space="preserve">x</m:t>
+                      </m:r>
+                    </m:e>
+                    <m:sub>
+                      <m:r>
+                        <m:t xml:space="preserve">1</m:t>
+                      </m:r>
+                    </m:sub>
+                  </m:sSub>
+                </m:e>
+              </m:d>
+            </m:e>
+          </m:d>
+          <m:r>
+            <m:t xml:space="preserve"> </m:t>
+          </m:r>
+          <m:r>
+            <m:t xml:space="preserve">ψ</m:t>
+          </m:r>
+          <m:d>
+            <m:dPr/>
+            <m:e>
+              <m:sSub>
+                <m:e>
+                  <m:r>
+                    <m:t xml:space="preserve">x</m:t>
+                  </m:r>
+                </m:e>
+                <m:sub>
+                  <m:r>
+                    <m:t xml:space="preserve">3</m:t>
+                  </m:r>
+                </m:sub>
+              </m:sSub>
+            </m:e>
+          </m:d>
+          <m:r>
+            <m:t xml:space="preserve"> </m:t>
+          </m:r>
+          <m:sSup>
+            <m:e>
+              <m:r>
+                <m:t xml:space="preserve">ψ̄</m:t>
+              </m:r>
+            </m:e>
+            <m:sup>
+              <m:r>
+                <m:t xml:space="preserve">−</m:t>
+              </m:r>
+            </m:sup>
+          </m:sSup>
+          <m:d>
+            <m:dPr/>
+            <m:e>
+              <m:sSub>
+                <m:e>
+                  <m:r>
+                    <m:t xml:space="preserve">x</m:t>
+                  </m:r>
+                </m:e>
+                <m:sub>
+                  <m:r>
+                    <m:t xml:space="preserve">4</m:t>
+                  </m:r>
+                </m:sub>
+              </m:sSub>
+            </m:e>
+          </m:d>
+          <m:r>
+            <m:t xml:space="preserve">=</m:t>
+          </m:r>
+          <m:r>
+            <m:t xml:space="preserve">S</m:t>
+          </m:r>
+          <m:d>
+            <m:dPr/>
+            <m:e>
+              <m:sSub>
+                <m:e>
+                  <m:r>
+                    <m:t xml:space="preserve">x</m:t>
+                  </m:r>
+                </m:e>
+                <m:sub>
+                  <m:r>
+                    <m:t xml:space="preserve">1</m:t>
+                  </m:r>
+                </m:sub>
+              </m:sSub>
+              <m:r>
+                <m:t xml:space="preserve">−</m:t>
+              </m:r>
+              <m:sSub>
+                <m:e>
+                  <m:r>
+                    <m:t xml:space="preserve">x</m:t>
+                  </m:r>
+                </m:e>
+                <m:sub>
+                  <m:r>
+                    <m:t xml:space="preserve">2</m:t>
+                  </m:r>
+                </m:sub>
+              </m:sSub>
+            </m:e>
+          </m:d>
+          <m:r>
+            <m:t xml:space="preserve"> </m:t>
+          </m:r>
+          <m:r>
+            <m:t xml:space="preserve">ψ</m:t>
+          </m:r>
+          <m:d>
+            <m:dPr/>
+            <m:e>
+              <m:sSub>
+                <m:e>
+                  <m:r>
+                    <m:t xml:space="preserve">x</m:t>
+                  </m:r>
+                </m:e>
+                <m:sub>
+                  <m:r>
+                    <m:t xml:space="preserve">3</m:t>
+                  </m:r>
+                </m:sub>
+              </m:sSub>
+            </m:e>
+          </m:d>
+          <m:sSup>
+            <m:e>
+              <m:r>
+                <m:t xml:space="preserve">ψ̄</m:t>
+              </m:r>
+            </m:e>
+            <m:sup>
+              <m:r>
+                <m:t xml:space="preserve">−</m:t>
+              </m:r>
+            </m:sup>
+          </m:sSup>
+          <m:d>
+            <m:dPr/>
+            <m:e>
+              <m:sSub>
+                <m:e>
+                  <m:r>
+                    <m:t xml:space="preserve">x</m:t>
+                  </m:r>
+                </m:e>
+                <m:sub>
+                  <m:r>
+                    <m:t xml:space="preserve">4</m:t>
+                  </m:r>
+                </m:sub>
+              </m:sSub>
+            </m:e>
+          </m:d>
+          <m:r>
+            <m:t xml:space="preserve">−</m:t>
+          </m:r>
+          <m:r>
+            <m:t xml:space="preserve">ψ̄</m:t>
+          </m:r>
+          <m:d>
+            <m:dPr/>
+            <m:e>
+              <m:sSub>
+                <m:e>
+                  <m:r>
+                    <m:t xml:space="preserve">x</m:t>
+                  </m:r>
+                </m:e>
+                <m:sub>
+                  <m:r>
+                    <m:t xml:space="preserve">2</m:t>
+                  </m:r>
+                </m:sub>
+              </m:sSub>
+            </m:e>
+          </m:d>
+          <m:r>
+            <m:t xml:space="preserve"> </m:t>
+          </m:r>
+          <m:d>
+            <m:dPr>
+              <m:begChr m:val="["/>
+              <m:endChr m:val="]"/>
+            </m:dPr>
+            <m:e>
+              <m:r>
+                <m:t xml:space="preserve">−</m:t>
+              </m:r>
+              <m:r>
+                <m:t xml:space="preserve">ψ</m:t>
+              </m:r>
+              <m:d>
+                <m:dPr/>
+                <m:e>
+                  <m:sSub>
+                    <m:e>
+                      <m:r>
+                        <m:t xml:space="preserve">x</m:t>
+                      </m:r>
+                    </m:e>
+                    <m:sub>
+                      <m:r>
+                        <m:t xml:space="preserve">3</m:t>
+                      </m:r>
+                    </m:sub>
+                  </m:sSub>
+                </m:e>
+              </m:d>
+              <m:sSup>
+                <m:e>
+                  <m:r>
+                    <m:t xml:space="preserve">ψ</m:t>
+                  </m:r>
+                </m:e>
+                <m:sup>
+                  <m:r>
+                    <m:t xml:space="preserve">+</m:t>
+                  </m:r>
+                </m:sup>
+              </m:sSup>
+              <m:d>
+                <m:dPr/>
+                <m:e>
+                  <m:sSub>
+                    <m:e>
+                      <m:r>
+                        <m:t xml:space="preserve">x</m:t>
+                      </m:r>
+                    </m:e>
+                    <m:sub>
+                      <m:r>
+                        <m:t xml:space="preserve">1</m:t>
+                      </m:r>
+                    </m:sub>
+                  </m:sSub>
+                </m:e>
+              </m:d>
+            </m:e>
+          </m:d>
+          <m:r>
+            <m:t xml:space="preserve"> </m:t>
+          </m:r>
+          <m:sSup>
+            <m:e>
+              <m:r>
+                <m:t xml:space="preserve">ψ̄</m:t>
+              </m:r>
+            </m:e>
+            <m:sup>
+              <m:r>
+                <m:t xml:space="preserve">−</m:t>
+              </m:r>
+            </m:sup>
+          </m:sSup>
+          <m:d>
+            <m:dPr/>
+            <m:e>
+              <m:sSub>
+                <m:e>
+                  <m:r>
+                    <m:t xml:space="preserve">x</m:t>
+                  </m:r>
+                </m:e>
+                <m:sub>
+                  <m:r>
+                    <m:t xml:space="preserve">4</m:t>
+                  </m:r>
+                </m:sub>
+              </m:sSub>
+            </m:e>
+          </m:d>
         </m:oMath>
       </m:oMathPara>
     </w:p>
@@ -1302,7 +3665,218 @@
       <m:oMathPara>
         <m:oMath>
           <m:r>
-            <m:t xml:space="preserve">⟨0| ψ₁ψ̄₂ψ₃ψ̄₄ |0⟩ = S(x₁ − x₂) ⟨0|ψ₃ψ̄₄|0⟩ − S(x₁ − x₄) ⟨0|ψ̄₂ψ₃|0⟩</m:t>
+            <m:t xml:space="preserve">⟨0</m:t>
+          </m:r>
+          <m:r>
+            <m:t xml:space="preserve">|</m:t>
+          </m:r>
+          <m:sSub>
+            <m:e>
+              <m:r>
+                <m:t xml:space="preserve">ψ</m:t>
+              </m:r>
+            </m:e>
+            <m:sub>
+              <m:r>
+                <m:t xml:space="preserve">1</m:t>
+              </m:r>
+            </m:sub>
+          </m:sSub>
+          <m:sSub>
+            <m:e>
+              <m:r>
+                <m:t xml:space="preserve">ψ̄</m:t>
+              </m:r>
+            </m:e>
+            <m:sub>
+              <m:r>
+                <m:t xml:space="preserve">2</m:t>
+              </m:r>
+            </m:sub>
+          </m:sSub>
+          <m:sSub>
+            <m:e>
+              <m:r>
+                <m:t xml:space="preserve">ψ</m:t>
+              </m:r>
+            </m:e>
+            <m:sub>
+              <m:r>
+                <m:t xml:space="preserve">3</m:t>
+              </m:r>
+            </m:sub>
+          </m:sSub>
+          <m:sSub>
+            <m:e>
+              <m:r>
+                <m:t xml:space="preserve">ψ̄</m:t>
+              </m:r>
+            </m:e>
+            <m:sub>
+              <m:r>
+                <m:t xml:space="preserve">4</m:t>
+              </m:r>
+            </m:sub>
+          </m:sSub>
+          <m:r>
+            <m:t xml:space="preserve">|</m:t>
+          </m:r>
+          <m:r>
+            <m:t xml:space="preserve">0⟩</m:t>
+          </m:r>
+          <m:r>
+            <m:t xml:space="preserve">=</m:t>
+          </m:r>
+          <m:r>
+            <m:t xml:space="preserve">S</m:t>
+          </m:r>
+          <m:d>
+            <m:dPr/>
+            <m:e>
+              <m:sSub>
+                <m:e>
+                  <m:r>
+                    <m:t xml:space="preserve">x</m:t>
+                  </m:r>
+                </m:e>
+                <m:sub>
+                  <m:r>
+                    <m:t xml:space="preserve">1</m:t>
+                  </m:r>
+                </m:sub>
+              </m:sSub>
+              <m:r>
+                <m:t xml:space="preserve">−</m:t>
+              </m:r>
+              <m:sSub>
+                <m:e>
+                  <m:r>
+                    <m:t xml:space="preserve">x</m:t>
+                  </m:r>
+                </m:e>
+                <m:sub>
+                  <m:r>
+                    <m:t xml:space="preserve">2</m:t>
+                  </m:r>
+                </m:sub>
+              </m:sSub>
+            </m:e>
+          </m:d>
+          <m:r>
+            <m:t xml:space="preserve"> </m:t>
+          </m:r>
+          <m:r>
+            <m:t xml:space="preserve">⟨0</m:t>
+          </m:r>
+          <m:r>
+            <m:t xml:space="preserve">|</m:t>
+          </m:r>
+          <m:sSub>
+            <m:e>
+              <m:r>
+                <m:t xml:space="preserve">ψ</m:t>
+              </m:r>
+            </m:e>
+            <m:sub>
+              <m:r>
+                <m:t xml:space="preserve">3</m:t>
+              </m:r>
+            </m:sub>
+          </m:sSub>
+          <m:sSub>
+            <m:e>
+              <m:r>
+                <m:t xml:space="preserve">ψ̄</m:t>
+              </m:r>
+            </m:e>
+            <m:sub>
+              <m:r>
+                <m:t xml:space="preserve">4</m:t>
+              </m:r>
+            </m:sub>
+          </m:sSub>
+          <m:r>
+            <m:t xml:space="preserve">|</m:t>
+          </m:r>
+          <m:r>
+            <m:t xml:space="preserve">0⟩</m:t>
+          </m:r>
+          <m:r>
+            <m:t xml:space="preserve">−</m:t>
+          </m:r>
+          <m:r>
+            <m:t xml:space="preserve">S</m:t>
+          </m:r>
+          <m:d>
+            <m:dPr/>
+            <m:e>
+              <m:sSub>
+                <m:e>
+                  <m:r>
+                    <m:t xml:space="preserve">x</m:t>
+                  </m:r>
+                </m:e>
+                <m:sub>
+                  <m:r>
+                    <m:t xml:space="preserve">1</m:t>
+                  </m:r>
+                </m:sub>
+              </m:sSub>
+              <m:r>
+                <m:t xml:space="preserve">−</m:t>
+              </m:r>
+              <m:sSub>
+                <m:e>
+                  <m:r>
+                    <m:t xml:space="preserve">x</m:t>
+                  </m:r>
+                </m:e>
+                <m:sub>
+                  <m:r>
+                    <m:t xml:space="preserve">4</m:t>
+                  </m:r>
+                </m:sub>
+              </m:sSub>
+            </m:e>
+          </m:d>
+          <m:r>
+            <m:t xml:space="preserve"> </m:t>
+          </m:r>
+          <m:r>
+            <m:t xml:space="preserve">⟨0</m:t>
+          </m:r>
+          <m:r>
+            <m:t xml:space="preserve">|</m:t>
+          </m:r>
+          <m:sSub>
+            <m:e>
+              <m:r>
+                <m:t xml:space="preserve">ψ̄</m:t>
+              </m:r>
+            </m:e>
+            <m:sub>
+              <m:r>
+                <m:t xml:space="preserve">2</m:t>
+              </m:r>
+            </m:sub>
+          </m:sSub>
+          <m:sSub>
+            <m:e>
+              <m:r>
+                <m:t xml:space="preserve">ψ</m:t>
+              </m:r>
+            </m:e>
+            <m:sub>
+              <m:r>
+                <m:t xml:space="preserve">3</m:t>
+              </m:r>
+            </m:sub>
+          </m:sSub>
+          <m:r>
+            <m:t xml:space="preserve">|</m:t>
+          </m:r>
+          <m:r>
+            <m:t xml:space="preserve">0⟩</m:t>
           </m:r>
         </m:oMath>
       </m:oMathPara>
@@ -1320,7 +3894,208 @@
       <m:oMathPara>
         <m:oMath>
           <m:r>
-            <m:t xml:space="preserve">⟨0| ψ₁ψ̄₂ψ₃ψ̄₄ |0⟩ = S(x₁ − x₂) S(x₃ − x₄) − S(x₁ − x₄) ⟨ψ̄₂ψ₃⟩</m:t>
+            <m:t xml:space="preserve">⟨0</m:t>
+          </m:r>
+          <m:r>
+            <m:t xml:space="preserve">|</m:t>
+          </m:r>
+          <m:sSub>
+            <m:e>
+              <m:r>
+                <m:t xml:space="preserve">ψ</m:t>
+              </m:r>
+            </m:e>
+            <m:sub>
+              <m:r>
+                <m:t xml:space="preserve">1</m:t>
+              </m:r>
+            </m:sub>
+          </m:sSub>
+          <m:sSub>
+            <m:e>
+              <m:r>
+                <m:t xml:space="preserve">ψ̄</m:t>
+              </m:r>
+            </m:e>
+            <m:sub>
+              <m:r>
+                <m:t xml:space="preserve">2</m:t>
+              </m:r>
+            </m:sub>
+          </m:sSub>
+          <m:sSub>
+            <m:e>
+              <m:r>
+                <m:t xml:space="preserve">ψ</m:t>
+              </m:r>
+            </m:e>
+            <m:sub>
+              <m:r>
+                <m:t xml:space="preserve">3</m:t>
+              </m:r>
+            </m:sub>
+          </m:sSub>
+          <m:sSub>
+            <m:e>
+              <m:r>
+                <m:t xml:space="preserve">ψ̄</m:t>
+              </m:r>
+            </m:e>
+            <m:sub>
+              <m:r>
+                <m:t xml:space="preserve">4</m:t>
+              </m:r>
+            </m:sub>
+          </m:sSub>
+          <m:r>
+            <m:t xml:space="preserve">|</m:t>
+          </m:r>
+          <m:r>
+            <m:t xml:space="preserve">0⟩</m:t>
+          </m:r>
+          <m:r>
+            <m:t xml:space="preserve">=</m:t>
+          </m:r>
+          <m:r>
+            <m:t xml:space="preserve">S</m:t>
+          </m:r>
+          <m:d>
+            <m:dPr/>
+            <m:e>
+              <m:sSub>
+                <m:e>
+                  <m:r>
+                    <m:t xml:space="preserve">x</m:t>
+                  </m:r>
+                </m:e>
+                <m:sub>
+                  <m:r>
+                    <m:t xml:space="preserve">1</m:t>
+                  </m:r>
+                </m:sub>
+              </m:sSub>
+              <m:r>
+                <m:t xml:space="preserve">−</m:t>
+              </m:r>
+              <m:sSub>
+                <m:e>
+                  <m:r>
+                    <m:t xml:space="preserve">x</m:t>
+                  </m:r>
+                </m:e>
+                <m:sub>
+                  <m:r>
+                    <m:t xml:space="preserve">2</m:t>
+                  </m:r>
+                </m:sub>
+              </m:sSub>
+            </m:e>
+          </m:d>
+          <m:r>
+            <m:t xml:space="preserve"> </m:t>
+          </m:r>
+          <m:r>
+            <m:t xml:space="preserve">S</m:t>
+          </m:r>
+          <m:d>
+            <m:dPr/>
+            <m:e>
+              <m:sSub>
+                <m:e>
+                  <m:r>
+                    <m:t xml:space="preserve">x</m:t>
+                  </m:r>
+                </m:e>
+                <m:sub>
+                  <m:r>
+                    <m:t xml:space="preserve">3</m:t>
+                  </m:r>
+                </m:sub>
+              </m:sSub>
+              <m:r>
+                <m:t xml:space="preserve">−</m:t>
+              </m:r>
+              <m:sSub>
+                <m:e>
+                  <m:r>
+                    <m:t xml:space="preserve">x</m:t>
+                  </m:r>
+                </m:e>
+                <m:sub>
+                  <m:r>
+                    <m:t xml:space="preserve">4</m:t>
+                  </m:r>
+                </m:sub>
+              </m:sSub>
+            </m:e>
+          </m:d>
+          <m:r>
+            <m:t xml:space="preserve">−</m:t>
+          </m:r>
+          <m:r>
+            <m:t xml:space="preserve">S</m:t>
+          </m:r>
+          <m:d>
+            <m:dPr/>
+            <m:e>
+              <m:sSub>
+                <m:e>
+                  <m:r>
+                    <m:t xml:space="preserve">x</m:t>
+                  </m:r>
+                </m:e>
+                <m:sub>
+                  <m:r>
+                    <m:t xml:space="preserve">1</m:t>
+                  </m:r>
+                </m:sub>
+              </m:sSub>
+              <m:r>
+                <m:t xml:space="preserve">−</m:t>
+              </m:r>
+              <m:sSub>
+                <m:e>
+                  <m:r>
+                    <m:t xml:space="preserve">x</m:t>
+                  </m:r>
+                </m:e>
+                <m:sub>
+                  <m:r>
+                    <m:t xml:space="preserve">4</m:t>
+                  </m:r>
+                </m:sub>
+              </m:sSub>
+            </m:e>
+          </m:d>
+          <m:r>
+            <m:t xml:space="preserve"> </m:t>
+          </m:r>
+          <m:sSub>
+            <m:e>
+              <m:r>
+                <m:t xml:space="preserve">⟨ψ̄</m:t>
+              </m:r>
+            </m:e>
+            <m:sub>
+              <m:r>
+                <m:t xml:space="preserve">2</m:t>
+              </m:r>
+            </m:sub>
+          </m:sSub>
+          <m:sSub>
+            <m:e>
+              <m:r>
+                <m:t xml:space="preserve">ψ</m:t>
+              </m:r>
+            </m:e>
+            <m:sub>
+              <m:r>
+                <m:t xml:space="preserve">3</m:t>
+              </m:r>
+            </m:sub>
+          </m:sSub>
+          <m:r>
+            <m:t xml:space="preserve">⟩</m:t>
           </m:r>
         </m:oMath>
       </m:oMathPara>
